--- a/templates/QUICK REPORT/SUBSTATION CONFIGURATION/10. CS WITH TX.docx
+++ b/templates/QUICK REPORT/SUBSTATION CONFIGURATION/10. CS WITH TX.docx
@@ -83,6 +83,7 @@
               <w:bottom w:val="single" w:sz="4" w:space="0" w:color="auto"/>
               <w:right w:val="single" w:sz="4" w:space="0" w:color="auto"/>
             </w:tcBorders>
+            <w:vAlign w:val="center"/>
           </w:tcPr>
           <w:p>
             <w:pPr>
@@ -137,6 +138,7 @@
               <w:left w:val="single" w:sz="4" w:space="0" w:color="auto"/>
               <w:bottom w:val="single" w:sz="4" w:space="0" w:color="auto"/>
             </w:tcBorders>
+            <w:vAlign w:val="center"/>
           </w:tcPr>
           <w:p>
             <w:pPr>
@@ -299,6 +301,7 @@
               <w:bottom w:val="single" w:sz="4" w:space="0" w:color="auto"/>
               <w:right w:val="single" w:sz="4" w:space="0" w:color="auto"/>
             </w:tcBorders>
+            <w:vAlign w:val="center"/>
           </w:tcPr>
           <w:p>
             <w:pPr>
@@ -347,6 +350,7 @@
               <w:left w:val="single" w:sz="4" w:space="0" w:color="auto"/>
               <w:bottom w:val="single" w:sz="4" w:space="0" w:color="auto"/>
             </w:tcBorders>
+            <w:vAlign w:val="center"/>
           </w:tcPr>
           <w:p>
             <w:pPr>
@@ -516,6 +520,7 @@
               <w:bottom w:val="single" w:sz="4" w:space="0" w:color="auto"/>
               <w:right w:val="single" w:sz="4" w:space="0" w:color="auto"/>
             </w:tcBorders>
+            <w:vAlign w:val="center"/>
           </w:tcPr>
           <w:p>
             <w:pPr>
@@ -565,6 +570,7 @@
               <w:left w:val="single" w:sz="4" w:space="0" w:color="auto"/>
               <w:bottom w:val="single" w:sz="4" w:space="0" w:color="auto"/>
             </w:tcBorders>
+            <w:vAlign w:val="center"/>
           </w:tcPr>
           <w:p>
             <w:pPr>
@@ -729,6 +735,7 @@
               <w:bottom w:val="single" w:sz="4" w:space="0" w:color="auto"/>
               <w:right w:val="single" w:sz="4" w:space="0" w:color="auto"/>
             </w:tcBorders>
+            <w:vAlign w:val="center"/>
           </w:tcPr>
           <w:p>
             <w:pPr>
@@ -776,6 +783,7 @@
               <w:left w:val="single" w:sz="4" w:space="0" w:color="auto"/>
               <w:bottom w:val="single" w:sz="4" w:space="0" w:color="auto"/>
             </w:tcBorders>
+            <w:vAlign w:val="center"/>
           </w:tcPr>
           <w:p>
             <w:pPr>
@@ -939,6 +947,7 @@
               <w:bottom w:val="single" w:sz="4" w:space="0" w:color="auto"/>
               <w:right w:val="single" w:sz="4" w:space="0" w:color="auto"/>
             </w:tcBorders>
+            <w:vAlign w:val="center"/>
           </w:tcPr>
           <w:p>
             <w:pPr>
@@ -989,6 +998,7 @@
               <w:bottom w:val="single" w:sz="4" w:space="0" w:color="auto"/>
               <w:right w:val="single" w:sz="4" w:space="0" w:color="auto"/>
             </w:tcBorders>
+            <w:vAlign w:val="center"/>
           </w:tcPr>
           <w:p>
             <w:pPr>

--- a/templates/QUICK REPORT/SUBSTATION CONFIGURATION/10. CS WITH TX.docx
+++ b/templates/QUICK REPORT/SUBSTATION CONFIGURATION/10. CS WITH TX.docx
@@ -1,13 +1,13 @@
 
 <file path=word/document.xml><?xml version="1.0" encoding="utf-8"?>
-<w:document xmlns:wpc="http://schemas.microsoft.com/office/word/2010/wordprocessingCanvas" xmlns:cx="http://schemas.microsoft.com/office/drawing/2014/chartex" xmlns:cx1="http://schemas.microsoft.com/office/drawing/2015/9/8/chartex" xmlns:cx2="http://schemas.microsoft.com/office/drawing/2015/10/21/chartex" xmlns:cx3="http://schemas.microsoft.com/office/drawing/2016/5/9/chartex" xmlns:cx4="http://schemas.microsoft.com/office/drawing/2016/5/10/chartex" xmlns:cx5="http://schemas.microsoft.com/office/drawing/2016/5/11/chartex" xmlns:cx6="http://schemas.microsoft.com/office/drawing/2016/5/12/chartex" xmlns:cx7="http://schemas.microsoft.com/office/drawing/2016/5/13/chartex" xmlns:cx8="http://schemas.microsoft.com/office/drawing/2016/5/14/chartex" xmlns:mc="http://schemas.openxmlformats.org/markup-compatibility/2006" xmlns:aink="http://schemas.microsoft.com/office/drawing/2016/ink" xmlns:am3d="http://schemas.microsoft.com/office/drawing/2017/model3d" xmlns:o="urn:schemas-microsoft-com:office:office" xmlns:oel="http://schemas.microsoft.com/office/2019/extlst" xmlns:r="http://schemas.openxmlformats.org/officeDocument/2006/relationships" xmlns:m="http://schemas.openxmlformats.org/officeDocument/2006/math" xmlns:v="urn:schemas-microsoft-com:vml" xmlns:wp14="http://schemas.microsoft.com/office/word/2010/wordprocessingDrawing" xmlns:wp="http://schemas.openxmlformats.org/drawingml/2006/wordprocessingDrawing" xmlns:w10="urn:schemas-microsoft-com:office:word" xmlns:w="http://schemas.openxmlformats.org/wordprocessingml/2006/main" xmlns:w14="http://schemas.microsoft.com/office/word/2010/wordml" xmlns:w15="http://schemas.microsoft.com/office/word/2012/wordml" xmlns:w16cei="http://schemas.microsoft.com/office/word/2026/wordml/cei" xmlns:w16cex="http://schemas.microsoft.com/office/word/2018/wordml/cex" xmlns:w16cid="http://schemas.microsoft.com/office/word/2016/wordml/cid" xmlns:w16="http://schemas.microsoft.com/office/word/2018/wordml" xmlns:w16du="http://schemas.microsoft.com/office/word/2023/wordml/word16du" xmlns:w16sdtdh="http://schemas.microsoft.com/office/word/2020/wordml/sdtdatahash" xmlns:w16sdtfl="http://schemas.microsoft.com/office/word/2024/wordml/sdtformatlock" xmlns:w16se="http://schemas.microsoft.com/office/word/2015/wordml/symex" xmlns:wpg="http://schemas.microsoft.com/office/word/2010/wordprocessingGroup" xmlns:wpi="http://schemas.microsoft.com/office/word/2010/wordprocessingInk" xmlns:wne="http://schemas.microsoft.com/office/word/2006/wordml" xmlns:wps="http://schemas.microsoft.com/office/word/2010/wordprocessingShape" mc:Ignorable="w14 w15 w16se w16cid w16 w16cex w16sdtdh w16sdtfl w16du wp14">
+<w:document xmlns:wpc="http://schemas.microsoft.com/office/word/2010/wordprocessingCanvas" xmlns:cx="http://schemas.microsoft.com/office/drawing/2014/chartex" xmlns:cx1="http://schemas.microsoft.com/office/drawing/2015/9/8/chartex" xmlns:cx2="http://schemas.microsoft.com/office/drawing/2015/10/21/chartex" xmlns:cx3="http://schemas.microsoft.com/office/drawing/2016/5/9/chartex" xmlns:cx4="http://schemas.microsoft.com/office/drawing/2016/5/10/chartex" xmlns:cx5="http://schemas.microsoft.com/office/drawing/2016/5/11/chartex" xmlns:cx6="http://schemas.microsoft.com/office/drawing/2016/5/12/chartex" xmlns:cx7="http://schemas.microsoft.com/office/drawing/2016/5/13/chartex" xmlns:cx8="http://schemas.microsoft.com/office/drawing/2016/5/14/chartex" xmlns:mc="http://schemas.openxmlformats.org/markup-compatibility/2006" xmlns:aink="http://schemas.microsoft.com/office/drawing/2016/ink" xmlns:am3d="http://schemas.microsoft.com/office/drawing/2017/model3d" xmlns:o="urn:schemas-microsoft-com:office:office" xmlns:oel="http://schemas.microsoft.com/office/2019/extlst" xmlns:r="http://schemas.openxmlformats.org/officeDocument/2006/relationships" xmlns:m="http://schemas.openxmlformats.org/officeDocument/2006/math" xmlns:v="urn:schemas-microsoft-com:vml" xmlns:wp14="http://schemas.microsoft.com/office/word/2010/wordprocessingDrawing" xmlns:wp="http://schemas.openxmlformats.org/drawingml/2006/wordprocessingDrawing" xmlns:w10="urn:schemas-microsoft-com:office:word" xmlns:w="http://schemas.openxmlformats.org/wordprocessingml/2006/main" xmlns:w14="http://schemas.microsoft.com/office/word/2010/wordml" xmlns:w15="http://schemas.microsoft.com/office/word/2012/wordml" xmlns:w16cex="http://schemas.microsoft.com/office/word/2018/wordml/cex" xmlns:w16cid="http://schemas.microsoft.com/office/word/2016/wordml/cid" xmlns:w16="http://schemas.microsoft.com/office/word/2018/wordml" xmlns:w16du="http://schemas.microsoft.com/office/word/2023/wordml/word16du" xmlns:w16sdtdh="http://schemas.microsoft.com/office/word/2020/wordml/sdtdatahash" xmlns:w16sdtfl="http://schemas.microsoft.com/office/word/2024/wordml/sdtformatlock" xmlns:w16se="http://schemas.microsoft.com/office/word/2015/wordml/symex" xmlns:wpg="http://schemas.microsoft.com/office/word/2010/wordprocessingGroup" xmlns:wpi="http://schemas.microsoft.com/office/word/2010/wordprocessingInk" xmlns:wne="http://schemas.microsoft.com/office/word/2006/wordml" xmlns:wps="http://schemas.microsoft.com/office/word/2010/wordprocessingShape" mc:Ignorable="w14 w15 w16se w16cid w16 w16cex w16sdtdh w16sdtfl w16du wp14">
   <w:body>
     <w:p>
       <w:pPr>
         <w:spacing w:after="0"/>
         <w:jc w:val="center"/>
         <w:rPr>
-          <w:rFonts w:ascii="Tahoma" w:hAnsi="Tahoma" w:cs="Tahoma"/>
+          <w:rFonts w:cstheme="minorHAnsi"/>
           <w:b/>
           <w:sz w:val="32"/>
           <w:szCs w:val="32"/>
@@ -16,7 +16,7 @@
       </w:pPr>
       <w:r>
         <w:rPr>
-          <w:rFonts w:ascii="Tahoma" w:hAnsi="Tahoma" w:cs="Tahoma"/>
+          <w:rFonts w:cstheme="minorHAnsi"/>
           <w:b/>
           <w:sz w:val="32"/>
           <w:szCs w:val="32"/>
@@ -26,7 +26,7 @@
       </w:r>
       <w:r>
         <w:rPr>
-          <w:rFonts w:ascii="Tahoma" w:hAnsi="Tahoma" w:cs="Tahoma"/>
+          <w:rFonts w:cstheme="minorHAnsi"/>
           <w:b/>
           <w:sz w:val="32"/>
           <w:szCs w:val="32"/>
@@ -36,7 +36,7 @@
       </w:r>
       <w:r>
         <w:rPr>
-          <w:rFonts w:ascii="Tahoma" w:hAnsi="Tahoma" w:cs="Tahoma"/>
+          <w:rFonts w:cstheme="minorHAnsi"/>
           <w:b/>
           <w:sz w:val="32"/>
           <w:szCs w:val="32"/>
@@ -49,7 +49,7 @@
       <w:pPr>
         <w:spacing w:after="0"/>
         <w:rPr>
-          <w:rFonts w:ascii="Tahoma" w:hAnsi="Tahoma" w:cs="Tahoma"/>
+          <w:rFonts w:cstheme="minorHAnsi"/>
           <w:b/>
           <w:u w:val="single"/>
         </w:rPr>
@@ -90,20 +90,20 @@
               <w:spacing w:after="0" w:line="240" w:lineRule="auto"/>
               <w:jc w:val="center"/>
               <w:rPr>
-                <w:rFonts w:ascii="Tahoma" w:hAnsi="Tahoma" w:cs="Tahoma"/>
+                <w:rFonts w:cstheme="minorHAnsi"/>
                 <w:b/>
               </w:rPr>
             </w:pPr>
             <w:r>
               <w:rPr>
-                <w:rFonts w:ascii="Tahoma" w:hAnsi="Tahoma" w:cs="Tahoma"/>
+                <w:rFonts w:cstheme="minorHAnsi"/>
                 <w:b/>
               </w:rPr>
               <w:t>SUBSTATION</w:t>
             </w:r>
             <w:r>
               <w:rPr>
-                <w:rFonts w:ascii="Tahoma" w:hAnsi="Tahoma" w:cs="Tahoma"/>
+                <w:rFonts w:cstheme="minorHAnsi"/>
                 <w:b/>
               </w:rPr>
               <w:t xml:space="preserve"> OVERVIEW</w:t>
@@ -125,7 +125,7 @@
               <w:spacing w:after="0" w:line="240" w:lineRule="auto"/>
               <w:jc w:val="center"/>
               <w:rPr>
-                <w:rFonts w:ascii="Tahoma" w:hAnsi="Tahoma" w:cs="Tahoma"/>
+                <w:rFonts w:cstheme="minorHAnsi"/>
                 <w:b/>
               </w:rPr>
             </w:pPr>
@@ -145,13 +145,13 @@
               <w:spacing w:after="0" w:line="240" w:lineRule="auto"/>
               <w:jc w:val="center"/>
               <w:rPr>
-                <w:rFonts w:ascii="Tahoma" w:hAnsi="Tahoma" w:cs="Tahoma"/>
+                <w:rFonts w:cstheme="minorHAnsi"/>
                 <w:b/>
               </w:rPr>
             </w:pPr>
             <w:r>
               <w:rPr>
-                <w:rFonts w:ascii="Tahoma" w:hAnsi="Tahoma" w:cs="Tahoma"/>
+                <w:rFonts w:cstheme="minorHAnsi"/>
                 <w:b/>
               </w:rPr>
               <w:t>SIGNBOARD</w:t>
@@ -177,7 +177,7 @@
               <w:spacing w:after="0" w:line="240" w:lineRule="auto"/>
               <w:jc w:val="center"/>
               <w:rPr>
-                <w:rFonts w:ascii="Tahoma" w:hAnsi="Tahoma" w:cs="Tahoma"/>
+                <w:rFonts w:cstheme="minorHAnsi"/>
                 <w:b/>
               </w:rPr>
             </w:pPr>
@@ -199,7 +199,7 @@
               <w:spacing w:after="0" w:line="240" w:lineRule="auto"/>
               <w:jc w:val="center"/>
               <w:rPr>
-                <w:rFonts w:ascii="Tahoma" w:hAnsi="Tahoma" w:cs="Tahoma"/>
+                <w:rFonts w:cstheme="minorHAnsi"/>
                 <w:b/>
               </w:rPr>
             </w:pPr>
@@ -219,7 +219,7 @@
               <w:spacing w:after="0" w:line="240" w:lineRule="auto"/>
               <w:jc w:val="center"/>
               <w:rPr>
-                <w:rFonts w:ascii="Tahoma" w:hAnsi="Tahoma" w:cs="Tahoma"/>
+                <w:rFonts w:cstheme="minorHAnsi"/>
                 <w:b/>
               </w:rPr>
             </w:pPr>
@@ -242,7 +242,7 @@
               <w:spacing w:after="0" w:line="240" w:lineRule="auto"/>
               <w:jc w:val="center"/>
               <w:rPr>
-                <w:rFonts w:ascii="Tahoma" w:hAnsi="Tahoma" w:cs="Tahoma"/>
+                <w:rFonts w:cstheme="minorHAnsi"/>
                 <w:b/>
               </w:rPr>
             </w:pPr>
@@ -264,7 +264,7 @@
               <w:spacing w:after="0" w:line="240" w:lineRule="auto"/>
               <w:jc w:val="center"/>
               <w:rPr>
-                <w:rFonts w:ascii="Tahoma" w:hAnsi="Tahoma" w:cs="Tahoma"/>
+                <w:rFonts w:cstheme="minorHAnsi"/>
                 <w:b/>
               </w:rPr>
             </w:pPr>
@@ -285,7 +285,7 @@
               <w:spacing w:after="0" w:line="240" w:lineRule="auto"/>
               <w:jc w:val="center"/>
               <w:rPr>
-                <w:rFonts w:ascii="Tahoma" w:hAnsi="Tahoma" w:cs="Tahoma"/>
+                <w:rFonts w:cstheme="minorHAnsi"/>
                 <w:b/>
               </w:rPr>
             </w:pPr>
@@ -308,13 +308,13 @@
               <w:spacing w:after="0" w:line="240" w:lineRule="auto"/>
               <w:jc w:val="center"/>
               <w:rPr>
-                <w:rFonts w:ascii="Tahoma" w:hAnsi="Tahoma" w:cs="Tahoma"/>
+                <w:rFonts w:cstheme="minorHAnsi"/>
                 <w:b/>
               </w:rPr>
             </w:pPr>
             <w:r>
               <w:rPr>
-                <w:rFonts w:ascii="Tahoma" w:hAnsi="Tahoma" w:cs="Tahoma"/>
+                <w:rFonts w:cstheme="minorHAnsi"/>
                 <w:b/>
               </w:rPr>
               <w:t>SWITCHGEAR</w:t>
@@ -336,7 +336,7 @@
               <w:spacing w:after="0" w:line="240" w:lineRule="auto"/>
               <w:jc w:val="center"/>
               <w:rPr>
-                <w:rFonts w:ascii="Tahoma" w:hAnsi="Tahoma" w:cs="Tahoma"/>
+                <w:rFonts w:cstheme="minorHAnsi"/>
                 <w:b/>
               </w:rPr>
             </w:pPr>
@@ -357,20 +357,20 @@
               <w:spacing w:after="0" w:line="240" w:lineRule="auto"/>
               <w:jc w:val="center"/>
               <w:rPr>
-                <w:rFonts w:ascii="Tahoma" w:hAnsi="Tahoma" w:cs="Tahoma"/>
+                <w:rFonts w:cstheme="minorHAnsi"/>
                 <w:b/>
               </w:rPr>
             </w:pPr>
             <w:r>
               <w:rPr>
-                <w:rFonts w:ascii="Tahoma" w:hAnsi="Tahoma" w:cs="Tahoma"/>
+                <w:rFonts w:cstheme="minorHAnsi"/>
                 <w:b/>
               </w:rPr>
               <w:t xml:space="preserve">SWITCHGEAR </w:t>
             </w:r>
             <w:r>
               <w:rPr>
-                <w:rFonts w:ascii="Tahoma" w:hAnsi="Tahoma" w:cs="Tahoma"/>
+                <w:rFonts w:cstheme="minorHAnsi"/>
                 <w:b/>
               </w:rPr>
               <w:t>NAMEPLATE</w:t>
@@ -396,7 +396,7 @@
               <w:spacing w:after="0" w:line="240" w:lineRule="auto"/>
               <w:jc w:val="center"/>
               <w:rPr>
-                <w:rFonts w:ascii="Tahoma" w:hAnsi="Tahoma" w:cs="Tahoma"/>
+                <w:rFonts w:cstheme="minorHAnsi"/>
                 <w:b/>
               </w:rPr>
             </w:pPr>
@@ -418,7 +418,7 @@
               <w:spacing w:after="0" w:line="240" w:lineRule="auto"/>
               <w:jc w:val="center"/>
               <w:rPr>
-                <w:rFonts w:ascii="Tahoma" w:hAnsi="Tahoma" w:cs="Tahoma"/>
+                <w:rFonts w:cstheme="minorHAnsi"/>
                 <w:b/>
               </w:rPr>
             </w:pPr>
@@ -438,7 +438,7 @@
               <w:spacing w:after="0" w:line="240" w:lineRule="auto"/>
               <w:jc w:val="center"/>
               <w:rPr>
-                <w:rFonts w:ascii="Tahoma" w:hAnsi="Tahoma" w:cs="Tahoma"/>
+                <w:rFonts w:cstheme="minorHAnsi"/>
                 <w:b/>
               </w:rPr>
             </w:pPr>
@@ -461,7 +461,7 @@
               <w:spacing w:after="0" w:line="240" w:lineRule="auto"/>
               <w:jc w:val="center"/>
               <w:rPr>
-                <w:rFonts w:ascii="Tahoma" w:hAnsi="Tahoma" w:cs="Tahoma"/>
+                <w:rFonts w:cstheme="minorHAnsi"/>
                 <w:b/>
               </w:rPr>
             </w:pPr>
@@ -482,7 +482,7 @@
               <w:spacing w:after="0" w:line="240" w:lineRule="auto"/>
               <w:jc w:val="center"/>
               <w:rPr>
-                <w:rFonts w:ascii="Tahoma" w:hAnsi="Tahoma" w:cs="Tahoma"/>
+                <w:rFonts w:cstheme="minorHAnsi"/>
                 <w:b/>
                 <w:u w:val="single"/>
               </w:rPr>
@@ -504,7 +504,7 @@
               <w:spacing w:after="0" w:line="240" w:lineRule="auto"/>
               <w:jc w:val="center"/>
               <w:rPr>
-                <w:rFonts w:ascii="Tahoma" w:hAnsi="Tahoma" w:cs="Tahoma"/>
+                <w:rFonts w:cstheme="minorHAnsi"/>
                 <w:b/>
               </w:rPr>
             </w:pPr>
@@ -527,13 +527,13 @@
               <w:spacing w:after="0" w:line="240" w:lineRule="auto"/>
               <w:jc w:val="center"/>
               <w:rPr>
-                <w:rFonts w:ascii="Tahoma" w:hAnsi="Tahoma" w:cs="Tahoma"/>
+                <w:rFonts w:cstheme="minorHAnsi"/>
                 <w:b/>
               </w:rPr>
             </w:pPr>
             <w:r>
               <w:rPr>
-                <w:rFonts w:ascii="Tahoma" w:hAnsi="Tahoma" w:cs="Tahoma"/>
+                <w:rFonts w:cstheme="minorHAnsi"/>
                 <w:b/>
               </w:rPr>
               <w:t>TRANSFORMER</w:t>
@@ -555,7 +555,7 @@
               <w:spacing w:after="0" w:line="240" w:lineRule="auto"/>
               <w:jc w:val="center"/>
               <w:rPr>
-                <w:rFonts w:ascii="Tahoma" w:hAnsi="Tahoma" w:cs="Tahoma"/>
+                <w:rFonts w:cstheme="minorHAnsi"/>
                 <w:b/>
                 <w:u w:val="single"/>
               </w:rPr>
@@ -577,13 +577,13 @@
               <w:spacing w:after="0" w:line="240" w:lineRule="auto"/>
               <w:jc w:val="center"/>
               <w:rPr>
-                <w:rFonts w:ascii="Tahoma" w:hAnsi="Tahoma" w:cs="Tahoma"/>
+                <w:rFonts w:cstheme="minorHAnsi"/>
                 <w:b/>
               </w:rPr>
             </w:pPr>
             <w:r>
               <w:rPr>
-                <w:rFonts w:ascii="Tahoma" w:hAnsi="Tahoma" w:cs="Tahoma"/>
+                <w:rFonts w:cstheme="minorHAnsi"/>
                 <w:b/>
               </w:rPr>
               <w:t>TRANSFORMER NAMEPLATE</w:t>
@@ -608,7 +608,7 @@
               <w:spacing w:after="0" w:line="240" w:lineRule="auto"/>
               <w:jc w:val="center"/>
               <w:rPr>
-                <w:rFonts w:ascii="Tahoma" w:hAnsi="Tahoma" w:cs="Tahoma"/>
+                <w:rFonts w:cstheme="minorHAnsi"/>
                 <w:b/>
               </w:rPr>
             </w:pPr>
@@ -630,7 +630,7 @@
               <w:spacing w:after="0" w:line="240" w:lineRule="auto"/>
               <w:jc w:val="center"/>
               <w:rPr>
-                <w:rFonts w:ascii="Tahoma" w:hAnsi="Tahoma" w:cs="Tahoma"/>
+                <w:rFonts w:cstheme="minorHAnsi"/>
                 <w:b/>
                 <w:u w:val="single"/>
               </w:rPr>
@@ -650,7 +650,7 @@
               <w:spacing w:after="0" w:line="240" w:lineRule="auto"/>
               <w:jc w:val="center"/>
               <w:rPr>
-                <w:rFonts w:ascii="Tahoma" w:hAnsi="Tahoma" w:cs="Tahoma"/>
+                <w:rFonts w:cstheme="minorHAnsi"/>
                 <w:b/>
               </w:rPr>
             </w:pPr>
@@ -659,7 +659,15 @@
       </w:tr>
     </w:tbl>
     <w:p>
+      <w:pPr>
+        <w:rPr>
+          <w:rFonts w:cstheme="minorHAnsi"/>
+        </w:rPr>
+      </w:pPr>
       <w:r>
+        <w:rPr>
+          <w:rFonts w:cstheme="minorHAnsi"/>
+        </w:rPr>
         <w:br w:type="page"/>
       </w:r>
     </w:p>
@@ -668,7 +676,7 @@
         <w:spacing w:after="0"/>
         <w:jc w:val="center"/>
         <w:rPr>
-          <w:rFonts w:ascii="Tahoma" w:hAnsi="Tahoma" w:cs="Tahoma"/>
+          <w:rFonts w:cstheme="minorHAnsi"/>
           <w:b/>
           <w:sz w:val="32"/>
           <w:szCs w:val="32"/>
@@ -677,7 +685,7 @@
       </w:pPr>
       <w:r>
         <w:rPr>
-          <w:rFonts w:ascii="Tahoma" w:hAnsi="Tahoma" w:cs="Tahoma"/>
+          <w:rFonts w:cstheme="minorHAnsi"/>
           <w:b/>
           <w:sz w:val="32"/>
           <w:szCs w:val="32"/>
@@ -688,7 +696,7 @@
       </w:r>
       <w:r>
         <w:rPr>
-          <w:rFonts w:ascii="Tahoma" w:hAnsi="Tahoma" w:cs="Tahoma"/>
+          <w:rFonts w:cstheme="minorHAnsi"/>
           <w:b/>
           <w:sz w:val="32"/>
           <w:szCs w:val="32"/>
@@ -701,7 +709,7 @@
       <w:pPr>
         <w:spacing w:after="0"/>
         <w:rPr>
-          <w:rFonts w:ascii="Tahoma" w:hAnsi="Tahoma" w:cs="Tahoma"/>
+          <w:rFonts w:cstheme="minorHAnsi"/>
           <w:b/>
           <w:u w:val="single"/>
         </w:rPr>
@@ -742,13 +750,13 @@
               <w:spacing w:after="0" w:line="240" w:lineRule="auto"/>
               <w:jc w:val="center"/>
               <w:rPr>
-                <w:rFonts w:ascii="Tahoma" w:hAnsi="Tahoma" w:cs="Tahoma"/>
+                <w:rFonts w:cstheme="minorHAnsi"/>
                 <w:b/>
               </w:rPr>
             </w:pPr>
             <w:r>
               <w:rPr>
-                <w:rFonts w:ascii="Tahoma" w:hAnsi="Tahoma" w:cs="Tahoma"/>
+                <w:rFonts w:cstheme="minorHAnsi"/>
                 <w:b/>
               </w:rPr>
               <w:t>LVDB</w:t>
@@ -770,7 +778,7 @@
               <w:spacing w:after="0" w:line="240" w:lineRule="auto"/>
               <w:jc w:val="center"/>
               <w:rPr>
-                <w:rFonts w:ascii="Tahoma" w:hAnsi="Tahoma" w:cs="Tahoma"/>
+                <w:rFonts w:cstheme="minorHAnsi"/>
                 <w:b/>
               </w:rPr>
             </w:pPr>
@@ -790,13 +798,13 @@
               <w:spacing w:after="0" w:line="240" w:lineRule="auto"/>
               <w:jc w:val="center"/>
               <w:rPr>
-                <w:rFonts w:ascii="Tahoma" w:hAnsi="Tahoma" w:cs="Tahoma"/>
+                <w:rFonts w:cstheme="minorHAnsi"/>
                 <w:b/>
               </w:rPr>
             </w:pPr>
             <w:r>
               <w:rPr>
-                <w:rFonts w:ascii="Tahoma" w:hAnsi="Tahoma" w:cs="Tahoma"/>
+                <w:rFonts w:cstheme="minorHAnsi"/>
                 <w:b/>
               </w:rPr>
               <w:t>LVDB NAMEPLATE</w:t>
@@ -822,7 +830,7 @@
               <w:spacing w:after="0" w:line="240" w:lineRule="auto"/>
               <w:jc w:val="center"/>
               <w:rPr>
-                <w:rFonts w:ascii="Tahoma" w:hAnsi="Tahoma" w:cs="Tahoma"/>
+                <w:rFonts w:cstheme="minorHAnsi"/>
                 <w:b/>
               </w:rPr>
             </w:pPr>
@@ -844,7 +852,7 @@
               <w:spacing w:after="0" w:line="240" w:lineRule="auto"/>
               <w:jc w:val="center"/>
               <w:rPr>
-                <w:rFonts w:ascii="Tahoma" w:hAnsi="Tahoma" w:cs="Tahoma"/>
+                <w:rFonts w:cstheme="minorHAnsi"/>
                 <w:b/>
               </w:rPr>
             </w:pPr>
@@ -864,7 +872,7 @@
               <w:spacing w:after="0" w:line="240" w:lineRule="auto"/>
               <w:jc w:val="center"/>
               <w:rPr>
-                <w:rFonts w:ascii="Tahoma" w:hAnsi="Tahoma" w:cs="Tahoma"/>
+                <w:rFonts w:cstheme="minorHAnsi"/>
                 <w:b/>
               </w:rPr>
             </w:pPr>
@@ -887,7 +895,7 @@
               <w:spacing w:after="0" w:line="240" w:lineRule="auto"/>
               <w:jc w:val="center"/>
               <w:rPr>
-                <w:rFonts w:ascii="Tahoma" w:hAnsi="Tahoma" w:cs="Tahoma"/>
+                <w:rFonts w:cstheme="minorHAnsi"/>
                 <w:b/>
               </w:rPr>
             </w:pPr>
@@ -909,7 +917,7 @@
               <w:spacing w:after="0" w:line="240" w:lineRule="auto"/>
               <w:jc w:val="center"/>
               <w:rPr>
-                <w:rFonts w:ascii="Tahoma" w:hAnsi="Tahoma" w:cs="Tahoma"/>
+                <w:rFonts w:cstheme="minorHAnsi"/>
                 <w:b/>
               </w:rPr>
             </w:pPr>
@@ -930,7 +938,7 @@
               <w:spacing w:after="0" w:line="240" w:lineRule="auto"/>
               <w:jc w:val="center"/>
               <w:rPr>
-                <w:rFonts w:ascii="Tahoma" w:hAnsi="Tahoma" w:cs="Tahoma"/>
+                <w:rFonts w:cstheme="minorHAnsi"/>
                 <w:b/>
               </w:rPr>
             </w:pPr>
@@ -954,14 +962,14 @@
               <w:spacing w:after="0" w:line="240" w:lineRule="auto"/>
               <w:jc w:val="center"/>
               <w:rPr>
-                <w:rFonts w:ascii="Tahoma" w:hAnsi="Tahoma" w:cs="Tahoma"/>
+                <w:rFonts w:cstheme="minorHAnsi"/>
                 <w:b/>
               </w:rPr>
             </w:pPr>
             <w:bookmarkStart w:id="0" w:name="_Hlk156929591"/>
             <w:r>
               <w:rPr>
-                <w:rFonts w:ascii="Tahoma" w:hAnsi="Tahoma" w:cs="Tahoma"/>
+                <w:rFonts w:cstheme="minorHAnsi"/>
                 <w:b/>
               </w:rPr>
               <w:t>EFI</w:t>
@@ -983,7 +991,7 @@
               <w:spacing w:after="0" w:line="240" w:lineRule="auto"/>
               <w:jc w:val="center"/>
               <w:rPr>
-                <w:rFonts w:ascii="Tahoma" w:hAnsi="Tahoma" w:cs="Tahoma"/>
+                <w:rFonts w:cstheme="minorHAnsi"/>
                 <w:b/>
               </w:rPr>
             </w:pPr>
@@ -1005,13 +1013,13 @@
               <w:spacing w:after="0" w:line="240" w:lineRule="auto"/>
               <w:jc w:val="center"/>
               <w:rPr>
-                <w:rFonts w:ascii="Tahoma" w:hAnsi="Tahoma" w:cs="Tahoma"/>
+                <w:rFonts w:cstheme="minorHAnsi"/>
                 <w:b/>
               </w:rPr>
             </w:pPr>
             <w:r>
               <w:rPr>
-                <w:rFonts w:ascii="Tahoma" w:hAnsi="Tahoma" w:cs="Tahoma"/>
+                <w:rFonts w:cstheme="minorHAnsi"/>
                 <w:b/>
               </w:rPr>
               <w:t>SF6 INDICATOR</w:t>
@@ -1039,7 +1047,7 @@
               <w:spacing w:after="0" w:line="240" w:lineRule="auto"/>
               <w:jc w:val="center"/>
               <w:rPr>
-                <w:rFonts w:ascii="Tahoma" w:hAnsi="Tahoma" w:cs="Tahoma"/>
+                <w:rFonts w:cstheme="minorHAnsi"/>
                 <w:b/>
               </w:rPr>
             </w:pPr>
@@ -1061,7 +1069,7 @@
               <w:spacing w:after="0" w:line="240" w:lineRule="auto"/>
               <w:jc w:val="center"/>
               <w:rPr>
-                <w:rFonts w:ascii="Tahoma" w:hAnsi="Tahoma" w:cs="Tahoma"/>
+                <w:rFonts w:cstheme="minorHAnsi"/>
                 <w:b/>
               </w:rPr>
             </w:pPr>
@@ -1083,7 +1091,7 @@
               <w:spacing w:after="0" w:line="240" w:lineRule="auto"/>
               <w:jc w:val="center"/>
               <w:rPr>
-                <w:rFonts w:ascii="Tahoma" w:hAnsi="Tahoma" w:cs="Tahoma"/>
+                <w:rFonts w:cstheme="minorHAnsi"/>
                 <w:b/>
               </w:rPr>
             </w:pPr>
@@ -1107,7 +1115,7 @@
               <w:spacing w:after="0" w:line="240" w:lineRule="auto"/>
               <w:jc w:val="center"/>
               <w:rPr>
-                <w:rFonts w:ascii="Tahoma" w:hAnsi="Tahoma" w:cs="Tahoma"/>
+                <w:rFonts w:cstheme="minorHAnsi"/>
                 <w:b/>
               </w:rPr>
             </w:pPr>
@@ -1128,7 +1136,7 @@
               <w:spacing w:after="0" w:line="240" w:lineRule="auto"/>
               <w:jc w:val="center"/>
               <w:rPr>
-                <w:rFonts w:ascii="Tahoma" w:hAnsi="Tahoma" w:cs="Tahoma"/>
+                <w:rFonts w:cstheme="minorHAnsi"/>
                 <w:b/>
                 <w:u w:val="single"/>
               </w:rPr>
@@ -1150,7 +1158,7 @@
               <w:spacing w:after="0" w:line="240" w:lineRule="auto"/>
               <w:jc w:val="center"/>
               <w:rPr>
-                <w:rFonts w:ascii="Tahoma" w:hAnsi="Tahoma" w:cs="Tahoma"/>
+                <w:rFonts w:cstheme="minorHAnsi"/>
                 <w:b/>
               </w:rPr>
             </w:pPr>
@@ -1173,7 +1181,7 @@
               <w:spacing w:after="0" w:line="240" w:lineRule="auto"/>
               <w:jc w:val="center"/>
               <w:rPr>
-                <w:rFonts w:ascii="Tahoma" w:hAnsi="Tahoma" w:cs="Tahoma"/>
+                <w:rFonts w:cstheme="minorHAnsi"/>
                 <w:b/>
               </w:rPr>
             </w:pPr>
@@ -1194,7 +1202,7 @@
               <w:spacing w:after="0" w:line="240" w:lineRule="auto"/>
               <w:jc w:val="center"/>
               <w:rPr>
-                <w:rFonts w:ascii="Tahoma" w:hAnsi="Tahoma" w:cs="Tahoma"/>
+                <w:rFonts w:cstheme="minorHAnsi"/>
                 <w:b/>
                 <w:u w:val="single"/>
               </w:rPr>
@@ -1216,7 +1224,7 @@
               <w:spacing w:after="0" w:line="240" w:lineRule="auto"/>
               <w:jc w:val="center"/>
               <w:rPr>
-                <w:rFonts w:ascii="Tahoma" w:hAnsi="Tahoma" w:cs="Tahoma"/>
+                <w:rFonts w:cstheme="minorHAnsi"/>
                 <w:b/>
               </w:rPr>
             </w:pPr>
@@ -1243,7 +1251,7 @@
               <w:spacing w:after="0" w:line="240" w:lineRule="auto"/>
               <w:jc w:val="center"/>
               <w:rPr>
-                <w:rFonts w:ascii="Tahoma" w:hAnsi="Tahoma" w:cs="Tahoma"/>
+                <w:rFonts w:cstheme="minorHAnsi"/>
                 <w:b/>
               </w:rPr>
             </w:pPr>
@@ -1265,7 +1273,7 @@
               <w:spacing w:after="0" w:line="240" w:lineRule="auto"/>
               <w:jc w:val="center"/>
               <w:rPr>
-                <w:rFonts w:ascii="Tahoma" w:hAnsi="Tahoma" w:cs="Tahoma"/>
+                <w:rFonts w:cstheme="minorHAnsi"/>
                 <w:b/>
                 <w:u w:val="single"/>
               </w:rPr>
@@ -1288,7 +1296,7 @@
               <w:spacing w:after="0" w:line="240" w:lineRule="auto"/>
               <w:jc w:val="center"/>
               <w:rPr>
-                <w:rFonts w:ascii="Tahoma" w:hAnsi="Tahoma" w:cs="Tahoma"/>
+                <w:rFonts w:cstheme="minorHAnsi"/>
                 <w:b/>
               </w:rPr>
             </w:pPr>
@@ -1296,7 +1304,13 @@
         </w:tc>
       </w:tr>
     </w:tbl>
-    <w:p/>
+    <w:p>
+      <w:pPr>
+        <w:rPr>
+          <w:rFonts w:cstheme="minorHAnsi"/>
+        </w:rPr>
+      </w:pPr>
+    </w:p>
     <w:sectPr>
       <w:pgSz w:w="11907" w:h="16839" w:code="9"/>
       <w:pgMar w:top="851" w:right="1134" w:bottom="568" w:left="1418" w:header="426" w:footer="720" w:gutter="0"/>
@@ -1308,7 +1322,7 @@
 </file>
 
 <file path=word/numbering.xml><?xml version="1.0" encoding="utf-8"?>
-<w:numbering xmlns:wpc="http://schemas.microsoft.com/office/word/2010/wordprocessingCanvas" xmlns:cx="http://schemas.microsoft.com/office/drawing/2014/chartex" xmlns:cx1="http://schemas.microsoft.com/office/drawing/2015/9/8/chartex" xmlns:cx2="http://schemas.microsoft.com/office/drawing/2015/10/21/chartex" xmlns:cx3="http://schemas.microsoft.com/office/drawing/2016/5/9/chartex" xmlns:cx4="http://schemas.microsoft.com/office/drawing/2016/5/10/chartex" xmlns:cx5="http://schemas.microsoft.com/office/drawing/2016/5/11/chartex" xmlns:cx6="http://schemas.microsoft.com/office/drawing/2016/5/12/chartex" xmlns:cx7="http://schemas.microsoft.com/office/drawing/2016/5/13/chartex" xmlns:cx8="http://schemas.microsoft.com/office/drawing/2016/5/14/chartex" xmlns:mc="http://schemas.openxmlformats.org/markup-compatibility/2006" xmlns:aink="http://schemas.microsoft.com/office/drawing/2016/ink" xmlns:am3d="http://schemas.microsoft.com/office/drawing/2017/model3d" xmlns:o="urn:schemas-microsoft-com:office:office" xmlns:oel="http://schemas.microsoft.com/office/2019/extlst" xmlns:r="http://schemas.openxmlformats.org/officeDocument/2006/relationships" xmlns:m="http://schemas.openxmlformats.org/officeDocument/2006/math" xmlns:v="urn:schemas-microsoft-com:vml" xmlns:wp14="http://schemas.microsoft.com/office/word/2010/wordprocessingDrawing" xmlns:wp="http://schemas.openxmlformats.org/drawingml/2006/wordprocessingDrawing" xmlns:w10="urn:schemas-microsoft-com:office:word" xmlns:w="http://schemas.openxmlformats.org/wordprocessingml/2006/main" xmlns:w14="http://schemas.microsoft.com/office/word/2010/wordml" xmlns:w15="http://schemas.microsoft.com/office/word/2012/wordml" xmlns:w16cei="http://schemas.microsoft.com/office/word/2026/wordml/cei" xmlns:w16cex="http://schemas.microsoft.com/office/word/2018/wordml/cex" xmlns:w16cid="http://schemas.microsoft.com/office/word/2016/wordml/cid" xmlns:w16="http://schemas.microsoft.com/office/word/2018/wordml" xmlns:w16du="http://schemas.microsoft.com/office/word/2023/wordml/word16du" xmlns:w16sdtdh="http://schemas.microsoft.com/office/word/2020/wordml/sdtdatahash" xmlns:w16sdtfl="http://schemas.microsoft.com/office/word/2024/wordml/sdtformatlock" xmlns:w16se="http://schemas.microsoft.com/office/word/2015/wordml/symex" xmlns:wpg="http://schemas.microsoft.com/office/word/2010/wordprocessingGroup" xmlns:wpi="http://schemas.microsoft.com/office/word/2010/wordprocessingInk" xmlns:wne="http://schemas.microsoft.com/office/word/2006/wordml" xmlns:wps="http://schemas.microsoft.com/office/word/2010/wordprocessingShape" mc:Ignorable="w14 w15 w16se w16cid w16 w16cex w16sdtdh w16sdtfl w16du wp14">
+<w:numbering xmlns:wpc="http://schemas.microsoft.com/office/word/2010/wordprocessingCanvas" xmlns:cx="http://schemas.microsoft.com/office/drawing/2014/chartex" xmlns:cx1="http://schemas.microsoft.com/office/drawing/2015/9/8/chartex" xmlns:cx2="http://schemas.microsoft.com/office/drawing/2015/10/21/chartex" xmlns:cx3="http://schemas.microsoft.com/office/drawing/2016/5/9/chartex" xmlns:cx4="http://schemas.microsoft.com/office/drawing/2016/5/10/chartex" xmlns:cx5="http://schemas.microsoft.com/office/drawing/2016/5/11/chartex" xmlns:cx6="http://schemas.microsoft.com/office/drawing/2016/5/12/chartex" xmlns:cx7="http://schemas.microsoft.com/office/drawing/2016/5/13/chartex" xmlns:cx8="http://schemas.microsoft.com/office/drawing/2016/5/14/chartex" xmlns:mc="http://schemas.openxmlformats.org/markup-compatibility/2006" xmlns:aink="http://schemas.microsoft.com/office/drawing/2016/ink" xmlns:am3d="http://schemas.microsoft.com/office/drawing/2017/model3d" xmlns:o="urn:schemas-microsoft-com:office:office" xmlns:oel="http://schemas.microsoft.com/office/2019/extlst" xmlns:r="http://schemas.openxmlformats.org/officeDocument/2006/relationships" xmlns:m="http://schemas.openxmlformats.org/officeDocument/2006/math" xmlns:v="urn:schemas-microsoft-com:vml" xmlns:wp14="http://schemas.microsoft.com/office/word/2010/wordprocessingDrawing" xmlns:wp="http://schemas.openxmlformats.org/drawingml/2006/wordprocessingDrawing" xmlns:w10="urn:schemas-microsoft-com:office:word" xmlns:w="http://schemas.openxmlformats.org/wordprocessingml/2006/main" xmlns:w14="http://schemas.microsoft.com/office/word/2010/wordml" xmlns:w15="http://schemas.microsoft.com/office/word/2012/wordml" xmlns:w16cex="http://schemas.microsoft.com/office/word/2018/wordml/cex" xmlns:w16cid="http://schemas.microsoft.com/office/word/2016/wordml/cid" xmlns:w16="http://schemas.microsoft.com/office/word/2018/wordml" xmlns:w16du="http://schemas.microsoft.com/office/word/2023/wordml/word16du" xmlns:w16sdtdh="http://schemas.microsoft.com/office/word/2020/wordml/sdtdatahash" xmlns:w16sdtfl="http://schemas.microsoft.com/office/word/2024/wordml/sdtformatlock" xmlns:w16se="http://schemas.microsoft.com/office/word/2015/wordml/symex" xmlns:wpg="http://schemas.microsoft.com/office/word/2010/wordprocessingGroup" xmlns:wpi="http://schemas.microsoft.com/office/word/2010/wordprocessingInk" xmlns:wne="http://schemas.microsoft.com/office/word/2006/wordml" xmlns:wps="http://schemas.microsoft.com/office/word/2010/wordprocessingShape" mc:Ignorable="w14 w15 w16se w16cid w16 w16cex w16sdtdh w16sdtfl w16du wp14">
   <w:abstractNum w:abstractNumId="0" w15:restartNumberingAfterBreak="0">
     <w:nsid w:val="3B056B8E"/>
     <w:multiLevelType w:val="hybridMultilevel"/>
